--- a/cv/CV.docx
+++ b/cv/CV.docx
@@ -338,7 +338,7 @@
                       <w:noProof/>
                     </w:rPr>
                     <w:drawing>
-                      <wp:anchor distT="0" distB="0" distL="114300" distR="114300" simplePos="0" relativeHeight="251659264" behindDoc="0" locked="0" layoutInCell="1" allowOverlap="1" wp14:anchorId="4424508A" wp14:editId="5FF3B048">
+                      <wp:anchor distT="0" distB="0" distL="114300" distR="114300" simplePos="0" relativeHeight="251659264" behindDoc="0" locked="0" layoutInCell="1" allowOverlap="1" wp14:anchorId="4424508A" wp14:editId="1DDA01EB">
                         <wp:simplePos x="0" y="0"/>
                         <wp:positionH relativeFrom="column">
                           <wp:posOffset>-47975</wp:posOffset>
@@ -460,21 +460,7 @@
                       <w:sz w:val="20"/>
                       <w:szCs w:val="20"/>
                     </w:rPr>
-                    <w:t xml:space="preserve">Huawei </w:t>
-                  </w:r>
-                  <w:r>
-                    <w:rPr>
-                      <w:sz w:val="20"/>
-                      <w:szCs w:val="20"/>
-                    </w:rPr>
-                    <w:t>—</w:t>
-                  </w:r>
-                  <w:r>
-                    <w:rPr>
-                      <w:sz w:val="20"/>
-                      <w:szCs w:val="20"/>
-                    </w:rPr>
-                    <w:t xml:space="preserve"> </w:t>
+                    <w:t xml:space="preserve">Huawei — </w:t>
                   </w:r>
                   <w:r>
                     <w:rPr>
@@ -619,29 +605,31 @@
                     <w:rPr>
                       <w:sz w:val="20"/>
                       <w:szCs w:val="20"/>
-                    </w:rPr>
-                    <w:t xml:space="preserve">, NEIMARK </w:t>
+                      <w:lang w:val="en-US"/>
+                    </w:rPr>
+                    <w:t xml:space="preserve"> </w:t>
                   </w:r>
                   <w:r>
                     <w:rPr>
                       <w:sz w:val="20"/>
                       <w:szCs w:val="20"/>
-                    </w:rPr>
-                    <w:t>IT-Academy</w:t>
+                      <w:lang w:val="en-US"/>
+                    </w:rPr>
+                    <w:t>and Ambassador</w:t>
                   </w:r>
                   <w:r>
                     <w:rPr>
                       <w:sz w:val="20"/>
                       <w:szCs w:val="20"/>
                     </w:rPr>
-                    <w:t xml:space="preserve"> </w:t>
+                    <w:t xml:space="preserve">, NEIMARK </w:t>
                   </w:r>
                   <w:r>
                     <w:rPr>
                       <w:sz w:val="20"/>
                       <w:szCs w:val="20"/>
                     </w:rPr>
-                    <w:t>—</w:t>
+                    <w:t>IT-Academy</w:t>
                   </w:r>
                   <w:r>
                     <w:rPr>
@@ -649,6 +637,13 @@
                       <w:szCs w:val="20"/>
                     </w:rPr>
                     <w:t xml:space="preserve"> </w:t>
+                  </w:r>
+                  <w:r>
+                    <w:rPr>
+                      <w:sz w:val="20"/>
+                      <w:szCs w:val="20"/>
+                    </w:rPr>
+                    <w:t xml:space="preserve">— </w:t>
                   </w:r>
                   <w:r>
                     <w:rPr>
@@ -670,7 +665,7 @@
                     <w:pStyle w:val="Date"/>
                     <w:spacing w:after="0"/>
                     <w:rPr>
-                      <w:lang w:val="ru-RU"/>
+                      <w:lang w:val="en-US"/>
                     </w:rPr>
                   </w:pPr>
                   <w:r>
@@ -688,7 +683,7 @@
                     <w:pStyle w:val="Date"/>
                     <w:jc w:val="both"/>
                     <w:rPr>
-                      <w:lang w:val="en-US"/>
+                      <w:lang w:val="ru-RU"/>
                     </w:rPr>
                   </w:pPr>
                   <w:hyperlink r:id="rId11" w:history="1">
@@ -697,13 +692,24 @@
                         <w:rStyle w:val="Hyperlink"/>
                         <w:lang w:val="en-US"/>
                       </w:rPr>
-                      <w:t>Certificate</w:t>
+                      <w:t xml:space="preserve">Program </w:t>
+                    </w:r>
+                    <w:r>
+                      <w:rPr>
+                        <w:rStyle w:val="Hyperlink"/>
+                        <w:lang w:val="en-US"/>
+                      </w:rPr>
+                      <w:t>P</w:t>
+                    </w:r>
+                    <w:r>
+                      <w:rPr>
+                        <w:rStyle w:val="Hyperlink"/>
+                        <w:lang w:val="en-US"/>
+                      </w:rPr>
+                      <w:t>age</w:t>
                     </w:r>
                   </w:hyperlink>
                   <w:r>
-                    <w:rPr>
-                      <w:lang w:val="en-US"/>
-                    </w:rPr>
                     <w:t xml:space="preserve"> </w:t>
                   </w:r>
                   <w:r>
@@ -724,21 +730,21 @@
                         <w:rStyle w:val="Hyperlink"/>
                         <w:lang w:val="en-US"/>
                       </w:rPr>
-                      <w:t>Progra</w:t>
+                      <w:t>Certificat</w:t>
                     </w:r>
                     <w:r>
                       <w:rPr>
                         <w:rStyle w:val="Hyperlink"/>
                         <w:lang w:val="en-US"/>
                       </w:rPr>
-                      <w:t>m</w:t>
+                      <w:t>e</w:t>
                     </w:r>
                     <w:r>
                       <w:rPr>
                         <w:rStyle w:val="Hyperlink"/>
                         <w:lang w:val="en-US"/>
                       </w:rPr>
-                      <w:t xml:space="preserve"> Page</w:t>
+                      <w:t>s</w:t>
                     </w:r>
                   </w:hyperlink>
                 </w:p>
@@ -760,7 +766,7 @@
                       <w:sz w:val="18"/>
                       <w:szCs w:val="18"/>
                     </w:rPr>
-                    <w:t>Worked on short-cycle team case projects in algorithms and applied software development.</w:t>
+                    <w:t>Represented NEIMARK as a resident and ambassador across educational and community initiatives.</w:t>
                   </w:r>
                 </w:p>
                 <w:p>
@@ -781,7 +787,7 @@
                       <w:sz w:val="18"/>
                       <w:szCs w:val="18"/>
                     </w:rPr>
-                    <w:t>Supported the development of a lactate-analysis application featuring interpolation, graph plotting, and curve-based analytical computations.</w:t>
+                    <w:t>Delivered team case projects in algorithms and applied software development.</w:t>
                   </w:r>
                 </w:p>
                 <w:p>
@@ -802,7 +808,31 @@
                       <w:sz w:val="18"/>
                       <w:szCs w:val="18"/>
                     </w:rPr>
-                    <w:t>Gained hands-on experience in collaborative problem solving, rapid prototyping, and technical presentations.</w:t>
+                    <w:t>Mentored Hackathon Academy participants; received an official letter of appreciation.</w:t>
+                  </w:r>
+                  <w:r>
+                    <w:t xml:space="preserve"> </w:t>
+                  </w:r>
+                </w:p>
+                <w:p>
+                  <w:pPr>
+                    <w:pStyle w:val="ListParagraph"/>
+                    <w:numPr>
+                      <w:ilvl w:val="0"/>
+                      <w:numId w:val="43"/>
+                    </w:numPr>
+                    <w:jc w:val="both"/>
+                    <w:rPr>
+                      <w:sz w:val="8"/>
+                      <w:szCs w:val="8"/>
+                    </w:rPr>
+                  </w:pPr>
+                  <w:r>
+                    <w:rPr>
+                      <w:sz w:val="18"/>
+                      <w:szCs w:val="18"/>
+                    </w:rPr>
+                    <w:t>Contributed to a winning School of Digital Ethics project and was recognized for impact in AI ethics initiatives.</w:t>
                   </w:r>
                 </w:p>
                 <w:p>
@@ -872,14 +902,7 @@
                       <w:sz w:val="20"/>
                       <w:szCs w:val="20"/>
                     </w:rPr>
-                    <w:t>—</w:t>
-                  </w:r>
-                  <w:r>
-                    <w:rPr>
-                      <w:sz w:val="20"/>
-                      <w:szCs w:val="20"/>
-                    </w:rPr>
-                    <w:t xml:space="preserve"> </w:t>
+                    <w:t xml:space="preserve">— </w:t>
                   </w:r>
                   <w:r>
                     <w:rPr>
@@ -991,15 +1014,7 @@
                       <w:sz w:val="20"/>
                       <w:szCs w:val="20"/>
                     </w:rPr>
-                    <w:t>Selected</w:t>
-                  </w:r>
-                  <w:r>
-                    <w:rPr>
-                      <w:color w:val="0070C0"/>
-                      <w:sz w:val="20"/>
-                      <w:szCs w:val="20"/>
-                    </w:rPr>
-                    <w:t xml:space="preserve"> </w:t>
+                    <w:t xml:space="preserve">Selected </w:t>
                   </w:r>
                   <w:r>
                     <w:rPr>
@@ -1252,7 +1267,7 @@
                     </w:rPr>
                     <w:lastRenderedPageBreak/>
                     <w:drawing>
-                      <wp:anchor distT="0" distB="0" distL="114300" distR="114300" simplePos="0" relativeHeight="251661312" behindDoc="0" locked="0" layoutInCell="1" allowOverlap="1" wp14:anchorId="02DB02D8" wp14:editId="68F6D26E">
+                      <wp:anchor distT="0" distB="0" distL="114300" distR="114300" simplePos="0" relativeHeight="251661312" behindDoc="0" locked="0" layoutInCell="1" allowOverlap="1" wp14:anchorId="02DB02D8" wp14:editId="11F5CD84">
                         <wp:simplePos x="0" y="0"/>
                         <wp:positionH relativeFrom="column">
                           <wp:posOffset>-37465</wp:posOffset>
@@ -1356,21 +1371,7 @@
                       <w:sz w:val="20"/>
                       <w:szCs w:val="20"/>
                     </w:rPr>
-                    <w:t xml:space="preserve"> </w:t>
-                  </w:r>
-                  <w:r>
-                    <w:rPr>
-                      <w:sz w:val="20"/>
-                      <w:szCs w:val="20"/>
-                    </w:rPr>
-                    <w:t>—</w:t>
-                  </w:r>
-                  <w:r>
-                    <w:rPr>
-                      <w:sz w:val="20"/>
-                      <w:szCs w:val="20"/>
-                    </w:rPr>
-                    <w:t xml:space="preserve"> </w:t>
+                    <w:t xml:space="preserve"> — </w:t>
                   </w:r>
                   <w:r>
                     <w:rPr>
@@ -1404,11 +1405,6 @@
                 <w:p>
                   <w:pPr>
                     <w:jc w:val="both"/>
-                    <w:rPr>
-                      <w:sz w:val="18"/>
-                      <w:szCs w:val="18"/>
-                      <w:lang w:val="en-US"/>
-                    </w:rPr>
                   </w:pPr>
                   <w:r>
                     <w:rPr>
@@ -1490,7 +1486,23 @@
                         <w:sz w:val="18"/>
                         <w:szCs w:val="18"/>
                       </w:rPr>
-                      <w:t>Link</w:t>
+                      <w:t>Li</w:t>
+                    </w:r>
+                    <w:r>
+                      <w:rPr>
+                        <w:rStyle w:val="Hyperlink"/>
+                        <w:sz w:val="18"/>
+                        <w:szCs w:val="18"/>
+                      </w:rPr>
+                      <w:t>n</w:t>
+                    </w:r>
+                    <w:r>
+                      <w:rPr>
+                        <w:rStyle w:val="Hyperlink"/>
+                        <w:sz w:val="18"/>
+                        <w:szCs w:val="18"/>
+                      </w:rPr>
+                      <w:t>k</w:t>
                     </w:r>
                   </w:hyperlink>
                 </w:p>
@@ -1506,22 +1518,25 @@
                     <w:rPr>
                       <w:sz w:val="20"/>
                       <w:szCs w:val="20"/>
-                    </w:rPr>
-                    <w:t>All-Russian AI Hackathon "Digital Breakthrough"</w:t>
+                      <w:lang w:val="en-US"/>
+                    </w:rPr>
+                    <w:t>Y</w:t>
                   </w:r>
                   <w:r>
                     <w:rPr>
                       <w:sz w:val="20"/>
                       <w:szCs w:val="20"/>
-                    </w:rPr>
-                    <w:t xml:space="preserve"> </w:t>
+                      <w:lang w:val="en-US"/>
+                    </w:rPr>
+                    <w:t>ADRO</w:t>
                   </w:r>
                   <w:r>
                     <w:rPr>
                       <w:sz w:val="20"/>
                       <w:szCs w:val="20"/>
-                    </w:rPr>
-                    <w:t>—</w:t>
+                      <w:lang w:val="en-US"/>
+                    </w:rPr>
+                    <w:t xml:space="preserve"> Winter School</w:t>
                   </w:r>
                   <w:r>
                     <w:rPr>
@@ -1535,7 +1550,42 @@
                       <w:sz w:val="20"/>
                       <w:szCs w:val="20"/>
                     </w:rPr>
-                    <w:t>Nizhny Novgorod</w:t>
+                    <w:t>"</w:t>
+                  </w:r>
+                  <w:r>
+                    <w:rPr>
+                      <w:sz w:val="20"/>
+                      <w:szCs w:val="20"/>
+                    </w:rPr>
+                    <w:t>Programming for RISC-V</w:t>
+                  </w:r>
+                  <w:r>
+                    <w:rPr>
+                      <w:sz w:val="20"/>
+                      <w:szCs w:val="20"/>
+                    </w:rPr>
+                    <w:t>"</w:t>
+                  </w:r>
+                  <w:r>
+                    <w:rPr>
+                      <w:sz w:val="20"/>
+                      <w:szCs w:val="20"/>
+                    </w:rPr>
+                    <w:t xml:space="preserve"> </w:t>
+                  </w:r>
+                  <w:r>
+                    <w:rPr>
+                      <w:sz w:val="20"/>
+                      <w:szCs w:val="20"/>
+                    </w:rPr>
+                    <w:t xml:space="preserve">— </w:t>
+                  </w:r>
+                  <w:r>
+                    <w:rPr>
+                      <w:sz w:val="20"/>
+                      <w:szCs w:val="20"/>
+                    </w:rPr>
+                    <w:t>Saint Petersburg</w:t>
                   </w:r>
                   <w:r>
                     <w:rPr>
@@ -1550,7 +1600,10 @@
                     <w:pStyle w:val="Date"/>
                   </w:pPr>
                   <w:r>
-                    <w:t>September 2023</w:t>
+                    <w:t>February</w:t>
+                  </w:r>
+                  <w:r>
+                    <w:t xml:space="preserve"> 2025</w:t>
                   </w:r>
                 </w:p>
                 <w:p>
@@ -1566,13 +1619,15 @@
                     <w:rPr>
                       <w:sz w:val="18"/>
                       <w:szCs w:val="18"/>
-                    </w:rPr>
-                    <w:t>Developed a GUI application for an intelligent driver assistant in Python using Flet. Built a cross-platform prototype with a clean interface and fast deployment workflow</w:t>
+                      <w:lang w:val="en-US"/>
+                    </w:rPr>
+                    <w:t>Completed an intensive winter school in RISC-V programming covering low-level systems, computer architecture, and practical project work</w:t>
                   </w:r>
                   <w:r>
                     <w:rPr>
                       <w:sz w:val="18"/>
                       <w:szCs w:val="18"/>
+                      <w:lang w:val="en-US"/>
                     </w:rPr>
                     <w:t xml:space="preserve"> |</w:t>
                   </w:r>
@@ -1580,10 +1635,113 @@
                     <w:rPr>
                       <w:sz w:val="18"/>
                       <w:szCs w:val="18"/>
+                      <w:lang w:val="en-US"/>
                     </w:rPr>
                     <w:t xml:space="preserve"> </w:t>
                   </w:r>
                   <w:hyperlink r:id="rId19" w:history="1">
+                    <w:r>
+                      <w:rPr>
+                        <w:rStyle w:val="Hyperlink"/>
+                        <w:sz w:val="18"/>
+                        <w:szCs w:val="18"/>
+                      </w:rPr>
+                      <w:t>Li</w:t>
+                    </w:r>
+                    <w:r>
+                      <w:rPr>
+                        <w:rStyle w:val="Hyperlink"/>
+                        <w:sz w:val="18"/>
+                        <w:szCs w:val="18"/>
+                      </w:rPr>
+                      <w:t>n</w:t>
+                    </w:r>
+                    <w:r>
+                      <w:rPr>
+                        <w:rStyle w:val="Hyperlink"/>
+                        <w:sz w:val="18"/>
+                        <w:szCs w:val="18"/>
+                      </w:rPr>
+                      <w:t>k</w:t>
+                    </w:r>
+                  </w:hyperlink>
+                </w:p>
+                <w:p>
+                  <w:pPr>
+                    <w:pStyle w:val="Heading2"/>
+                    <w:rPr>
+                      <w:sz w:val="20"/>
+                      <w:szCs w:val="20"/>
+                    </w:rPr>
+                  </w:pPr>
+                  <w:r>
+                    <w:rPr>
+                      <w:sz w:val="20"/>
+                      <w:szCs w:val="20"/>
+                    </w:rPr>
+                    <w:t>All-Russian AI Hackathon "Digital Breakthrough"</w:t>
+                  </w:r>
+                  <w:r>
+                    <w:rPr>
+                      <w:sz w:val="20"/>
+                      <w:szCs w:val="20"/>
+                    </w:rPr>
+                    <w:t xml:space="preserve"> — </w:t>
+                  </w:r>
+                  <w:r>
+                    <w:rPr>
+                      <w:sz w:val="20"/>
+                      <w:szCs w:val="20"/>
+                    </w:rPr>
+                    <w:t>Nizhny Novgorod</w:t>
+                  </w:r>
+                  <w:r>
+                    <w:rPr>
+                      <w:sz w:val="20"/>
+                      <w:szCs w:val="20"/>
+                    </w:rPr>
+                    <w:t>, Russia</w:t>
+                  </w:r>
+                </w:p>
+                <w:p>
+                  <w:pPr>
+                    <w:pStyle w:val="Date"/>
+                  </w:pPr>
+                  <w:r>
+                    <w:t>September 2023</w:t>
+                  </w:r>
+                </w:p>
+                <w:p>
+                  <w:pPr>
+                    <w:jc w:val="both"/>
+                    <w:rPr>
+                      <w:sz w:val="18"/>
+                      <w:szCs w:val="18"/>
+                      <w:lang w:val="en-US"/>
+                    </w:rPr>
+                  </w:pPr>
+                  <w:r>
+                    <w:rPr>
+                      <w:sz w:val="18"/>
+                      <w:szCs w:val="18"/>
+                    </w:rPr>
+                    <w:t>Developed a GUI application for an intelligent driver assistant in Python using Flet. Built a cross-platform prototype with a clean interface and fast deployment workflow</w:t>
+                  </w:r>
+                  <w:r>
+                    <w:rPr>
+                      <w:sz w:val="18"/>
+                      <w:szCs w:val="18"/>
+                    </w:rPr>
+                    <w:t xml:space="preserve"> |</w:t>
+                  </w:r>
+                  <w:r>
+                    <w:rPr>
+                      <w:sz w:val="18"/>
+                      <w:szCs w:val="18"/>
+                    </w:rPr>
+                    <w:t xml:space="preserve"> </w:t>
+                  </w:r>
+                  <w:hyperlink r:id="rId20" w:history="1">
                     <w:r>
                       <w:rPr>
                         <w:rStyle w:val="Hyperlink"/>
@@ -1624,14 +1782,7 @@
                       <w:sz w:val="20"/>
                       <w:szCs w:val="20"/>
                     </w:rPr>
-                    <w:t>—</w:t>
-                  </w:r>
-                  <w:r>
-                    <w:rPr>
-                      <w:sz w:val="20"/>
-                      <w:szCs w:val="20"/>
-                    </w:rPr>
-                    <w:t xml:space="preserve"> </w:t>
+                    <w:t xml:space="preserve">— </w:t>
                   </w:r>
                   <w:r>
                     <w:rPr>
@@ -1734,7 +1885,7 @@
                     </w:rPr>
                     <w:t xml:space="preserve"> </w:t>
                   </w:r>
-                  <w:hyperlink r:id="rId20" w:history="1">
+                  <w:hyperlink r:id="rId21" w:history="1">
                     <w:r>
                       <w:rPr>
                         <w:rStyle w:val="Hyperlink"/>
@@ -1814,7 +1965,7 @@
               <w:rPr>
                 <w:sz w:val="18"/>
                 <w:szCs w:val="18"/>
-                <w:lang w:val="ru-RU"/>
+                <w:lang w:val="en-US"/>
               </w:rPr>
             </w:pPr>
             <w:r>
@@ -1833,30 +1984,14 @@
                 <w:szCs w:val="20"/>
               </w:rPr>
             </w:pPr>
-            <w:hyperlink r:id="rId21" w:history="1">
+            <w:hyperlink r:id="rId22" w:history="1">
               <w:r>
                 <w:rPr>
                   <w:rStyle w:val="Hyperlink"/>
                   <w:sz w:val="18"/>
                   <w:szCs w:val="18"/>
                 </w:rPr>
-                <w:t>daniil.d.parshin@</w:t>
-              </w:r>
-              <w:r>
-                <w:rPr>
-                  <w:rStyle w:val="Hyperlink"/>
-                  <w:sz w:val="18"/>
-                  <w:szCs w:val="18"/>
-                </w:rPr>
-                <w:t>m</w:t>
-              </w:r>
-              <w:r>
-                <w:rPr>
-                  <w:rStyle w:val="Hyperlink"/>
-                  <w:sz w:val="18"/>
-                  <w:szCs w:val="18"/>
-                </w:rPr>
-                <w:t>ail.ru</w:t>
+                <w:t>daniil.d.parshin@mail.ru</w:t>
               </w:r>
             </w:hyperlink>
           </w:p>
@@ -1885,7 +2020,7 @@
                 <w:lang w:val="en-US"/>
               </w:rPr>
             </w:pPr>
-            <w:hyperlink r:id="rId22" w:history="1">
+            <w:hyperlink r:id="rId23" w:history="1">
               <w:r>
                 <w:rPr>
                   <w:rStyle w:val="Hyperlink"/>
@@ -1904,7 +2039,7 @@
                 <w:szCs w:val="18"/>
               </w:rPr>
             </w:pPr>
-            <w:hyperlink r:id="rId23" w:history="1">
+            <w:hyperlink r:id="rId24" w:history="1">
               <w:r>
                 <w:rPr>
                   <w:rStyle w:val="Hyperlink"/>
@@ -1919,7 +2054,7 @@
             <w:pPr>
               <w:pStyle w:val="Nomargins"/>
             </w:pPr>
-            <w:hyperlink r:id="rId24" w:history="1">
+            <w:hyperlink r:id="rId25" w:history="1">
               <w:r>
                 <w:rPr>
                   <w:rStyle w:val="Hyperlink"/>
@@ -2066,21 +2201,7 @@
                       <w:sz w:val="18"/>
                       <w:szCs w:val="18"/>
                     </w:rPr>
-                    <w:t xml:space="preserve"> </w:t>
-                  </w:r>
-                  <w:r>
-                    <w:rPr>
-                      <w:sz w:val="18"/>
-                      <w:szCs w:val="18"/>
-                    </w:rPr>
-                    <w:t>—</w:t>
-                  </w:r>
-                  <w:r>
-                    <w:rPr>
-                      <w:sz w:val="18"/>
-                      <w:szCs w:val="18"/>
-                    </w:rPr>
-                    <w:t xml:space="preserve"> </w:t>
+                    <w:t xml:space="preserve"> — </w:t>
                   </w:r>
                   <w:r>
                     <w:rPr>
@@ -2432,7 +2553,7 @@
                     <w:rPr>
                       <w:sz w:val="18"/>
                       <w:szCs w:val="18"/>
-                      <w:lang w:val="ru-RU"/>
+                      <w:lang w:val="en-US"/>
                     </w:rPr>
                   </w:pPr>
                   <w:r>
@@ -2509,7 +2630,7 @@
           <w:noProof/>
         </w:rPr>
         <w:drawing>
-          <wp:anchor distT="0" distB="0" distL="114300" distR="114300" simplePos="0" relativeHeight="251660288" behindDoc="0" locked="0" layoutInCell="1" allowOverlap="1" wp14:anchorId="5A2D7D57" wp14:editId="2F22E6A3">
+          <wp:anchor distT="0" distB="0" distL="114300" distR="114300" simplePos="0" relativeHeight="251660288" behindDoc="0" locked="0" layoutInCell="1" allowOverlap="1" wp14:anchorId="5A2D7D57" wp14:editId="07D1AD66">
             <wp:simplePos x="0" y="0"/>
             <wp:positionH relativeFrom="column">
               <wp:posOffset>-197658</wp:posOffset>
@@ -2534,7 +2655,7 @@
                     </pic:cNvPicPr>
                   </pic:nvPicPr>
                   <pic:blipFill>
-                    <a:blip r:embed="rId25" cstate="print">
+                    <a:blip r:embed="rId26" cstate="print">
                       <a:extLst>
                         <a:ext uri="{28A0092B-C50C-407E-A947-70E740481C1C}">
                           <a14:useLocalDpi xmlns:a14="http://schemas.microsoft.com/office/drawing/2010/main" val="0"/>
@@ -2569,12 +2690,12 @@
       </w:r>
     </w:p>
     <w:sectPr>
-      <w:headerReference w:type="even" r:id="rId26"/>
-      <w:headerReference w:type="default" r:id="rId27"/>
-      <w:footerReference w:type="even" r:id="rId28"/>
-      <w:footerReference w:type="default" r:id="rId29"/>
-      <w:headerReference w:type="first" r:id="rId30"/>
-      <w:footerReference w:type="first" r:id="rId31"/>
+      <w:headerReference w:type="even" r:id="rId27"/>
+      <w:headerReference w:type="default" r:id="rId28"/>
+      <w:footerReference w:type="even" r:id="rId29"/>
+      <w:footerReference w:type="default" r:id="rId30"/>
+      <w:headerReference w:type="first" r:id="rId31"/>
+      <w:footerReference w:type="first" r:id="rId32"/>
       <w:pgSz w:w="11906" w:h="16838"/>
       <w:pgMar w:top="566" w:right="793" w:bottom="793" w:left="793" w:header="0" w:footer="0" w:gutter="0"/>
       <w:cols w:space="708"/>
@@ -2717,7 +2838,7 @@
         <v:path o:extrusionok="f" gradientshapeok="t" o:connecttype="rect"/>
         <o:lock v:ext="edit" aspectratio="t"/>
       </v:shapetype>
-      <v:shape id="_x0000_i1086" type="#_x0000_t75" style="width:29.95pt;height:29.95pt;visibility:visible;mso-wrap-style:square" o:bullet="t">
+      <v:shape id="_x0000_i1046" type="#_x0000_t75" style="width:29.95pt;height:29.95pt;visibility:visible;mso-wrap-style:square" o:bullet="t">
         <v:imagedata r:id="rId1" o:title=""/>
       </v:shape>
     </w:pict>
